--- a/document_templates/russian_library/Исковые_заявления/Семейные_споры/шаблон_Исковое_заявление_о_взыскании_неустойки_по_алиментам_С_представителем_.docx
+++ b/document_templates/russian_library/Исковые_заявления/Семейные_споры/шаблон_Исковое_заявление_о_взыскании_неустойки_по_алиментам_С_представителем_.docx
@@ -13,15 +13,14 @@
           <w:lang w:val="en-US"/>
         </w:rPr>
       </w:pPr>
-      <w:proofErr w:type="gramStart"/>
-      <w:r>
-        <w:rPr>
-          <w:rFonts w:ascii="Times New Roman" w:hAnsi="Times New Roman" w:cs="Times New Roman"/>
-          <w:sz w:val="24"/>
-          <w:szCs w:val="24"/>
-          <w:lang w:val="en-US"/>
-        </w:rPr>
-        <w:t>{{ in_w_t_w_r_w_prooferr_w_type_gramend_w_r_w_rpr_w_rfonts_w_ascii_times_new_roman_w_hansi_times_new_roman_w_cs_times_new_roman_w_sz_w_val_24_w_szcs_w_val_24_w_lang_w_val_en_us_w_rpr_w_t_xml_space_preserve_court_name }}</w:t>
+      <w:r>
+        <w:rPr>
+          <w:rFonts w:ascii="Times New Roman" w:hAnsi="Times New Roman" w:cs="Times New Roman"/>
+          <w:sz w:val="24"/>
+          <w:szCs w:val="24"/>
+          <w:lang w:val="en-US"/>
+        </w:rPr>
+        <w:t>{{ in_court_name }}</w:t>
       </w:r>
     </w:p>
     <w:p>
@@ -40,7 +39,7 @@
           <w:sz w:val="24"/>
           <w:szCs w:val="24"/>
         </w:rPr>
-        <w:t xml:space="preserve">{{ w_t_w_r_w_r_w_rpr_w_rfonts_w_ascii_times_new_roman_w_hansi_times_new_roman_w_cs_times_new_roman_w_sz_w_val_24_w_szcs_w_val_24_w_lang_w_val_en_us_w_rpr_w_t_court_w_t_w_r_w_r_w_rsidrpr_00ea2e2b_w_rpr_w_rfonts_w_ascii_times_new_roman_w_hansi_times_new_roman_w_cs_times_new_roman_w_sz_w_val_24_w_szcs_w_val_24_w_rpr_w_t_xml_space_preserve_w_t_w_r_w_r_w_rpr_w_rfonts_w_ascii_times_new_roman_w_hansi_times_new_roman_w_cs_times_new_roman_w_sz_w_val_24_w_szcs_w_val_24_w_lang_w_val_en_us_w_rpr_w_t_address_w_t_w_r_w_r_w_rsidrpr_00ea2e2b_w_rpr_w_rfonts_w_ascii_times_new_roman_w_hansi_times_new_roman_w_cs_times_new_roman_w_sz_w_val_24_w_szcs_w_val_24_w_rpr_w_t_xml_space_preserve }}</w:t>
+        <w:t xml:space="preserve">{{ court_address }}</w:t>
       </w:r>
     </w:p>
     <w:p>
@@ -75,7 +74,7 @@
           <w:sz w:val="24"/>
           <w:szCs w:val="24"/>
         </w:rPr>
-        <w:t xml:space="preserve"> {{ w_t_w_r_w_r_w_rsidr_00ea2e2b_w_rpr_w_rfonts_w_ascii_times_new_roman_w_hansi_times_new_roman_w_cs_times_new_roman_w_sz_w_val_24_w_szcs_w_val_24_w_lang_w_val_en_us_w_rpr_w_t_plaintiff_w_t_w_r_w_r_w_rsidr_00ea2e2b_w_rsidrpr_00ea2e2b_w_rpr_w_rfonts_w_ascii_times_new_roman_w_hansi_times_new_roman_w_cs_times_new_roman_w_sz_w_val_24_w_szcs_w_val_24_w_rpr_w_t_xml_space_preserve }}</w:t>
+        <w:t xml:space="preserve"> {{ plaintiff }}</w:t>
       </w:r>
     </w:p>
     <w:p>
@@ -121,7 +120,7 @@
           <w:szCs w:val="24"/>
           <w:lang w:val="en-US"/>
         </w:rPr>
-        <w:t xml:space="preserve">: {{ w_t_w_r_w_r_w_rpr_w_rfonts_w_ascii_times_new_roman_w_hansi_times_new_roman_w_cs_times_new_roman_w_sz_w_val_24_w_szcs_w_val_24_w_lang_w_val_en_us_w_rpr_w_t_plaintiff_registration_address }}</w:t>
+        <w:t xml:space="preserve">: {{ plaintiff_registration_address }}</w:t>
       </w:r>
     </w:p>
     <w:p>
@@ -214,7 +213,7 @@
           <w:szCs w:val="24"/>
           <w:lang w:val="en-US"/>
         </w:rPr>
-        <w:t xml:space="preserve">{{ w_t_w_r_w_r_w_rsidr_00ea2e2b_w_rpr_w_rfonts_w_ascii_times_new_roman_w_hansi_times_new_roman_w_cs_times_new_roman_w_sz_w_val_24_w_szcs_w_val_24_w_lang_w_val_en_us_w_rpr_w_t_plaintiff_w_t_w_r_w_r_w_rsidr_00ea2e2b_w_rsidrpr_00b50c46_w_rpr_w_rfonts_w_ascii_times_new_roman_w_hansi_times_new_roman_w_cs_times_new_roman_w_sz_w_val_24_w_szcs_w_val_24_w_lang_w_val_en_us_w_rpr_w_t_xml_space_preserve_w_t_w_r_w_r_w_rsidr_00b50c46_w_rpr_w_rfonts_w_ascii_times_new_roman_w_hansi_times_new_roman_w_cs_times_new_roman_w_sz_w_val_24_w_szcs_w_val_24_w_lang_w_val_en_us_w_rpr_w_t_representative_w_t_w_r_w_r_w_rsidr_00b50c46_w_rsidrpr_00b50c46_w_rpr_w_rfonts_w_ascii_times_new_roman_w_hansi_times_new_roman_w_cs_times_new_roman_w_sz_w_val_24_w_szcs_w_val_24_w_lang_w_val_en_us_w_rpr_w_t_xml_space_preserve }}</w:t>
+        <w:t xml:space="preserve">{{ plaintiff_representative }}</w:t>
       </w:r>
     </w:p>
     <w:p>
@@ -241,7 +240,7 @@
           <w:sz w:val="24"/>
           <w:szCs w:val="24"/>
         </w:rPr>
-        <w:t xml:space="preserve">{{ w_t_w_r_w_r_w_rsidr_00b50c46_w_rpr_w_rfonts_w_ascii_times_new_roman_w_hansi_times_new_roman_w_cs_times_new_roman_w_sz_w_val_24_w_szcs_w_val_24_w_lang_w_val_en_us_w_rpr_w_t_defendant_w_t_w_r_w_r_w_rsidr_00b50c46_w_rsidrpr_00b50c46_w_rpr_w_rfonts_w_ascii_times_new_roman_w_hansi_times_new_roman_w_cs_times_new_roman_w_sz_w_val_24_w_szcs_w_val_24_w_rpr_w_t_xml_space_preserve }}</w:t>
+        <w:t xml:space="preserve">{{ defendant }}</w:t>
       </w:r>
     </w:p>
     <w:p>
@@ -296,7 +295,7 @@
           <w:szCs w:val="24"/>
           <w:lang w:val="en-US"/>
         </w:rPr>
-        <w:t xml:space="preserve">{{ w_t_w_r_w_r_w_rsidr_00b50c46_w_rpr_w_rfonts_w_ascii_times_new_roman_w_hansi_times_new_roman_w_cs_times_new_roman_w_sz_w_val_24_w_szcs_w_val_24_w_lang_w_val_en_us_w_rpr_w_t_defendant_registration_address }}</w:t>
+        <w:t xml:space="preserve">{{ defendant_registration_address }}</w:t>
       </w:r>
     </w:p>
     <w:p>
@@ -370,7 +369,7 @@
           <w:sz w:val="24"/>
           <w:szCs w:val="24"/>
         </w:rPr>
-        <w:t xml:space="preserve">{{ w_t_w_r_w_r_w_rsidr_00b50c46_w_rpr_w_rfonts_w_ascii_times_new_roman_w_hansi_times_new_roman_w_cs_times_new_roman_w_sz_w_val_24_w_szcs_w_val_24_w_lang_w_val_en_us_w_rpr_w_t_plaintiff_w_t_w_r_w_r_w_rsidr_00b50c46_w_rsidrpr_00b50c46_w_rpr_w_rfonts_w_ascii_times_new_roman_w_hansi_times_new_roman_w_cs_times_new_roman_w_sz_w_val_24_w_szcs_w_val_24_w_rpr_w_t_xml_space_preserve }}</w:t>
+        <w:t xml:space="preserve">{{ plaintiff }}</w:t>
       </w:r>
       <w:r>
         <w:rPr>
@@ -394,7 +393,7 @@
           <w:sz w:val="24"/>
           <w:szCs w:val="24"/>
         </w:rPr>
-        <w:t xml:space="preserve">{{ w_t_w_r_w_r_w_rsidr_00b50c46_w_rsidrpr_00b50c46_w_rpr_w_rfonts_w_ascii_times_new_roman_w_hansi_times_new_roman_w_cs_times_new_roman_w_sz_w_val_24_w_szcs_w_val_24_w_lang_w_val_en_us_w_rpr_w_t_date_w_t_w_r_w_r_w_rsidr_00b50c46_w_rsidrpr_00b50c46_w_rpr_w_rfonts_w_ascii_times_new_roman_w_hansi_times_new_roman_w_cs_times_new_roman_w_sz_w_val_24_w_szcs_w_val_24_w_rpr_w_t_xml_space_preserve_w_t_w_r_w_r_w_rsidr_00b50c46_w_rsidrpr_00b50c46_w_rpr_w_rfonts_w_ascii_times_new_roman_w_hansi_times_new_roman_w_cs_times_new_roman_w_sz_w_val_24_w_szcs_w_val_24_w_lang_w_val_en_us_w_rpr_w_t_of_w_t_w_r_w_r_w_rsidr_00b50c46_w_rsidrpr_00b50c46_w_rpr_w_rfonts_w_ascii_times_new_roman_w_hansi_times_new_roman_w_cs_times_new_roman_w_sz_w_val_24_w_szcs_w_val_24_w_rpr_w_t_xml_space_preserve_w_t_w_r_w_r_w_rsidr_00b50c46_w_rsidrpr_00b50c46_w_rpr_w_rfonts_w_ascii_times_new_roman_w_hansi_times_new_roman_w_cs_times_new_roman_w_sz_w_val_24_w_szcs_w_val_24_w_lang_w_val_en_us_w_rpr_w_t_child_w_t_w_r_w_r_w_rsidr_00b50c46_w_rsidrpr_00b50c46_w_rpr_w_rfonts_w_ascii_times_new_roman_w_hansi_times_new_roman_w_cs_times_new_roman_w_sz_w_val_24_w_szcs_w_val_24_w_rpr_w_t_xml_space_preserve_w_t_w_r_w_r_w_rsidr_00b50c46_w_rsidrpr_00b50c46_w_rpr_w_rfonts_w_ascii_times_new_roman_w_hansi_times_new_roman_w_cs_times_new_roman_w_sz_w_val_24_w_szcs_w_val_24_w_lang_w_val_en_us_w_rpr_w_t_care_w_t_w_r_w_r_w_rsidr_00b50c46_w_rsidrpr_00b50c46_w_rpr_w_rfonts_w_ascii_times_new_roman_w_hansi_times_new_roman_w_cs_times_new_roman_w_sz_w_val_24_w_szcs_w_val_24_w_rpr_w_t_xml_space_preserve }}</w:t>
+        <w:t xml:space="preserve">{{ date_of_child_care }}</w:t>
       </w:r>
       <w:r>
         <w:rPr>
@@ -410,7 +409,7 @@
           <w:sz w:val="24"/>
           <w:szCs w:val="24"/>
         </w:rPr>
-        <w:t xml:space="preserve"> {{ w_t_w_r_w_r_w_rsidr_00b50c46_w_rpr_w_rfonts_w_ascii_times_new_roman_w_hansi_times_new_roman_w_cs_times_new_roman_w_sz_w_val_24_w_szcs_w_val_24_w_lang_w_val_en_us_w_rpr_w_t_children_w_t_w_r_w_r_w_rsidr_00b50c46_w_rsidrpr_00b50c46_w_rpr_w_rfonts_w_ascii_times_new_roman_w_hansi_times_new_roman_w_cs_times_new_roman_w_sz_w_val_24_w_szcs_w_val_24_w_rpr_w_t_xml_space_preserve_w_t_w_r_w_r_w_rsidr_00b50c46_w_rpr_w_rfonts_w_ascii_times_new_roman_w_hansi_times_new_roman_w_cs_times_new_roman_w_sz_w_val_24_w_szcs_w_val_24_w_lang_w_val_en_us_w_rpr_w_t_name_w_t_w_r_w_r_w_rsidr_00b50c46_w_rsidrpr_00b50c46_w_rpr_w_rfonts_w_ascii_times_new_roman_w_hansi_times_new_roman_w_cs_times_new_roman_w_sz_w_val_24_w_szcs_w_val_24_w_rpr_w_t_xml_space_preserve_w_t_w_r_w_prooferr_w_type_spellstart_w_r_w_rsidr_00b50c46_w_rpr_w_rfonts_w_ascii_times_new_roman_w_hansi_times_new_roman_w_cs_times_new_roman_w_sz_w_val_24_w_szcs_w_val_24_w_lang_w_val_en_us_w_rpr_w_t_tvor_w_t_w_r_w_prooferr_w_type_spellend_w_r_w_rsidr_00b50c46_w_rsidrpr_00b50c46_w_rpr_w_rfonts_w_ascii_times_new_roman_w_hansi_times_new_roman_w_cs_times_new_roman_w_sz_w_val_24_w_szcs_w_val_24_w_rpr_w_t_xml_space_preserve }} {{ w_t_w_r_w_r_w_rsidr_00b50c46_w_rpr_w_rfonts_w_ascii_times_new_roman_w_hansi_times_new_roman_w_cs_times_new_roman_w_sz_w_val_24_w_szcs_w_val_24_w_lang_w_val_en_us_w_rpr_w_t_children_w_t_w_r_w_r_w_rsidr_00b50c46_w_rsidrpr_00b50c46_w_rpr_w_rfonts_w_ascii_times_new_roman_w_hansi_times_new_roman_w_cs_times_new_roman_w_sz_w_val_24_w_szcs_w_val_24_w_rpr_w_t_xml_space_preserve_w_t_w_r_w_r_w_rsidr_00b50c46_w_rpr_w_rfonts_w_ascii_times_new_roman_w_hansi_times_new_roman_w_cs_times_new_roman_w_sz_w_val_24_w_szcs_w_val_24_w_lang_w_val_en_us_w_rpr_w_t_year_w_t_w_r_w_r_w_rsidr_00b50c46_w_rsidrpr_00b50c46_w_rpr_w_rfonts_w_ascii_times_new_roman_w_hansi_times_new_roman_w_cs_times_new_roman_w_sz_w_val_24_w_szcs_w_val_24_w_rpr_w_t_xml_space_preserve_w_t_w_r_w_r_w_rsidr_00b50c46_w_rpr_w_rfonts_w_ascii_times_new_roman_w_hansi_times_new_roman_w_cs_times_new_roman_w_sz_w_val_24_w_szcs_w_val_24_w_lang_w_val_en_us_w_rpr_w_t_of_w_t_w_r_w_r_w_rsidr_00b50c46_w_rsidrpr_00b50c46_w_rpr_w_rfonts_w_ascii_times_new_roman_w_hansi_times_new_roman_w_cs_times_new_roman_w_sz_w_val_24_w_szcs_w_val_24_w_rpr_w_t_xml_space_preserve_w_t_w_r_w_r_w_rsidr_00b50c46_w_rpr_w_rfonts_w_ascii_times_new_roman_w_hansi_times_new_roman_w_cs_times_new_roman_w_sz_w_val_24_w_szcs_w_val_24_w_lang_w_val_en_us_w_rpr_w_t_birth_w_t_w_r_w_r_w_rsidr_00b50c46_w_rsidrpr_00b50c46_w_rpr_w_rfonts_w_ascii_times_new_roman_w_hansi_times_new_roman_w_cs_times_new_roman_w_sz_w_val_24_w_szcs_w_val_24_w_rpr_w_t_xml_space_preserve }}</w:t>
+        <w:t xml:space="preserve"> {{ children_name_tvor }} {{ children_year_of_birth }}</w:t>
       </w:r>
       <w:r>
         <w:rPr>
@@ -426,7 +425,7 @@
           <w:sz w:val="24"/>
           <w:szCs w:val="24"/>
         </w:rPr>
-        <w:t xml:space="preserve"> {{ w_t_w_r_w_r_w_rsidr_00b50c46_w_rsidrpr_00b50c46_w_rpr_w_rfonts_w_ascii_times_new_roman_w_hansi_times_new_roman_w_cs_times_new_roman_w_sz_w_val_24_w_szcs_w_val_24_w_rpr_w_t_date_of_leaving_the_family_w_t_w_r_w_r_w_rsidr_00b50c46_w_rsidrpr_00b50c46_w_rpr_w_rfonts_w_ascii_times_new_roman_w_hansi_times_new_roman_w_cs_times_new_roman_w_sz_w_val_24_w_szcs_w_val_24_w_rpr_w_t_xml_space_preserve }}</w:t>
+        <w:t xml:space="preserve"> {{ date_of_leaving_the_family }}</w:t>
       </w:r>
       <w:r>
         <w:rPr>
@@ -460,7 +459,7 @@
           <w:sz w:val="24"/>
           <w:szCs w:val="24"/>
         </w:rPr>
-        <w:t xml:space="preserve">{{ w_t_w_r_w_r_w_rsidr_00b50c46_w_rpr_w_rfonts_w_ascii_times_new_roman_w_hansi_times_new_roman_w_cs_times_new_roman_w_sz_w_val_24_w_szcs_w_val_24_w_lang_w_val_en_us_w_rpr_w_t_court_w_t_w_r_w_r_w_rsidr_00b50c46_w_rsidrpr_00b50c46_w_rpr_w_rfonts_w_ascii_times_new_roman_w_hansi_times_new_roman_w_cs_times_new_roman_w_sz_w_val_24_w_szcs_w_val_24_w_rpr_w_t_xml_space_preserve_w_t_w_r_w_r_w_rsidr_00b50c46_w_rpr_w_rfonts_w_ascii_times_new_roman_w_hansi_times_new_roman_w_cs_times_new_roman_w_sz_w_val_24_w_szcs_w_val_24_w_lang_w_val_en_us_w_rpr_w_t_name_w_t_w_r_w_r_w_rsidr_00b50c46_w_rsidrpr_00b50c46_w_rpr_w_rfonts_w_ascii_times_new_roman_w_hansi_times_new_roman_w_cs_times_new_roman_w_sz_w_val_24_w_szcs_w_val_24_w_rpr_w_t_xml_space_preserve_w_t_w_r_w_r_w_rsidr_00b50c46_w_rpr_w_rfonts_w_ascii_times_new_roman_w_hansi_times_new_roman_w_cs_times_new_roman_w_sz_w_val_24_w_szcs_w_val_24_w_lang_w_val_en_us_w_rpr_w_t_rod_w_t_w_r_w_r_w_rsidr_00b50c46_w_rsidrpr_00b50c46_w_rpr_w_rfonts_w_ascii_times_new_roman_w_hansi_times_new_roman_w_cs_times_new_roman_w_sz_w_val_24_w_szcs_w_val_24_w_rpr_w_t_xml_space_preserve }} </w:t>
+        <w:t xml:space="preserve">{{ court_name_rod }} </w:t>
       </w:r>
       <w:r>
         <w:rPr>
@@ -476,7 +475,7 @@
           <w:sz w:val="24"/>
           <w:szCs w:val="24"/>
         </w:rPr>
-        <w:t xml:space="preserve">{{ w_t_w_r_w_r_w_rsidr_00b50c46_w_rsidrpr_00b50c46_w_rpr_w_rfonts_w_ascii_times_new_roman_w_hansi_times_new_roman_w_cs_times_new_roman_w_sz_w_val_24_w_szcs_w_val_24_w_rpr_w_t_date_of_the_court_decision_w_t_w_r_w_r_w_rsidr_00b50c46_w_rpr_w_rfonts_w_ascii_times_new_roman_w_hansi_times_new_roman_w_cs_times_new_roman_w_sz_w_val_24_w_szcs_w_val_24_w_rpr_w_t_xml_space_preserve_w_t_w_r_w_r_w_rsidr_00b50c46_w_rsidrpr_00b50c46_w_rpr_w_rfonts_w_ascii_times_new_roman_w_hansi_times_new_roman_w_cs_times_new_roman_w_sz_w_val_24_w_szcs_w_val_24_w_rpr_w_t_xml_space_preserve }} </w:t>
+        <w:t xml:space="preserve">{{ date_of_the_court_decision }} </w:t>
       </w:r>
       <w:r>
         <w:rPr>
@@ -492,7 +491,7 @@
           <w:sz w:val="24"/>
           <w:szCs w:val="24"/>
         </w:rPr>
-        <w:t xml:space="preserve">{{ w_t_w_r_w_r_w_rsidr_00b50c46_w_rpr_w_rfonts_w_ascii_times_new_roman_w_hansi_times_new_roman_w_cs_times_new_roman_w_sz_w_val_24_w_szcs_w_val_24_w_lang_w_val_en_us_w_rpr_w_t_defendant_w_t_w_r_w_r_w_rsidr_00b50c46_w_rsidrpr_00b50c46_w_rpr_w_rfonts_w_ascii_times_new_roman_w_hansi_times_new_roman_w_cs_times_new_roman_w_sz_w_val_24_w_szcs_w_val_24_w_rpr_w_t_xml_space_preserve }}</w:t>
+        <w:t xml:space="preserve">{{ defendant }}</w:t>
       </w:r>
       <w:r>
         <w:rPr>
@@ -508,7 +507,7 @@
           <w:sz w:val="24"/>
           <w:szCs w:val="24"/>
         </w:rPr>
-        <w:t xml:space="preserve"> {{ w_t_w_r_w_r_w_rsidr_00b50c46_w_rsidrpr_00b50c46_w_rpr_w_rfonts_w_ascii_times_new_roman_w_hansi_times_new_roman_w_cs_times_new_roman_w_sz_w_val_24_w_szcs_w_val_24_w_rpr_w_t_amount_of_alimony_payment_w_t_w_r_w_r_w_rsidr_00b50c46_w_rpr_w_rfonts_w_ascii_times_new_roman_w_hansi_times_new_roman_w_cs_times_new_roman_w_sz_w_val_24_w_szcs_w_val_24_w_rpr_w_t_xml_space_preserve_w_t_w_r_w_r_w_rsidr_00b50c46_w_rsidrpr_00b50c46_w_rpr_w_rfonts_w_ascii_times_new_roman_w_hansi_times_new_roman_w_cs_times_new_roman_w_sz_w_val_24_w_szcs_w_val_24_w_rpr_w_t }}</w:t>
+        <w:t xml:space="preserve"> {{ amount_of_alimony_payment }}</w:t>
       </w:r>
       <w:r>
         <w:rPr>
@@ -524,7 +523,7 @@
           <w:sz w:val="24"/>
           <w:szCs w:val="24"/>
         </w:rPr>
-        <w:t xml:space="preserve">{{ w_t_w_r_w_r_w_rsidr_00b50c46_w_rsidrpr_00b50c46_w_rpr_w_rfonts_w_ascii_times_new_roman_w_hansi_times_new_roman_w_cs_times_new_roman_w_sz_w_val_24_w_szcs_w_val_24_w_rpr_w_t_date_of_commencement_of_non_payment_of_alimony_w_t_w_r_w_r_w_rsidr_00b50c46_w_rsidrpr_00b50c46_w_rpr_w_rfonts_w_ascii_times_new_roman_w_hansi_times_new_roman_w_cs_times_new_roman_w_sz_w_val_24_w_szcs_w_val_24_w_rpr_w_t_xml_space_preserve }}</w:t>
+        <w:t xml:space="preserve">{{ date_of_commencement_of_non_payment_of_alimony }}</w:t>
       </w:r>
       <w:r>
         <w:rPr>
@@ -540,7 +539,7 @@
           <w:sz w:val="24"/>
           <w:szCs w:val="24"/>
         </w:rPr>
-        <w:t xml:space="preserve">{{ w_t_w_r_w_r_w_rsidr_00b50c46_w_rsidrpr_00b50c46_w_rpr_w_rfonts_w_ascii_times_new_roman_w_hansi_times_new_roman_w_cs_times_new_roman_w_sz_w_val_24_w_szcs_w_val_24_w_lang_w_val_en_us_w_rpr_w_t_end_w_t_w_r_w_r_w_rsidr_00b50c46_w_rsidrpr_00b50c46_w_rpr_w_rfonts_w_ascii_times_new_roman_w_hansi_times_new_roman_w_cs_times_new_roman_w_sz_w_val_24_w_szcs_w_val_24_w_rpr_w_t_xml_space_preserve_w_t_w_r_w_r_w_rsidr_00b50c46_w_rsidrpr_00b50c46_w_rpr_w_rfonts_w_ascii_times_new_roman_w_hansi_times_new_roman_w_cs_times_new_roman_w_sz_w_val_24_w_szcs_w_val_24_w_lang_w_val_en_us_w_rpr_w_t_date_w_t_w_r_w_r_w_rsidr_00b50c46_w_rsidrpr_00b50c46_w_rpr_w_rfonts_w_ascii_times_new_roman_w_hansi_times_new_roman_w_cs_times_new_roman_w_sz_w_val_24_w_szcs_w_val_24_w_rpr_w_t_xml_space_preserve_w_t_w_r_w_r_w_rsidr_00b50c46_w_rsidrpr_00b50c46_w_rpr_w_rfonts_w_ascii_times_new_roman_w_hansi_times_new_roman_w_cs_times_new_roman_w_sz_w_val_24_w_szcs_w_val_24_w_lang_w_val_en_us_w_rpr_w_t_of_w_t_w_r_w_r_w_rsidr_00b50c46_w_rsidrpr_00b50c46_w_rpr_w_rfonts_w_ascii_times_new_roman_w_hansi_times_new_roman_w_cs_times_new_roman_w_sz_w_val_24_w_szcs_w_val_24_w_rpr_w_t_xml_space_preserve_w_t_w_r_w_r_w_rsidr_00b50c46_w_rsidrpr_00b50c46_w_rpr_w_rfonts_w_ascii_times_new_roman_w_hansi_times_new_roman_w_cs_times_new_roman_w_sz_w_val_24_w_szcs_w_val_24_w_lang_w_val_en_us_w_rpr_w_t_non_w_t_w_r_w_r_w_rsidr_00b50c46_w_rsidrpr_00b50c46_w_rpr_w_rfonts_w_ascii_times_new_roman_w_hansi_times_new_roman_w_cs_times_new_roman_w_sz_w_val_24_w_szcs_w_val_24_w_rpr_w_t_w_t_w_r_w_r_w_rsidr_00b50c46_w_rsidrpr_00b50c46_w_rpr_w_rfonts_w_ascii_times_new_roman_w_hansi_times_new_roman_w_cs_times_new_roman_w_sz_w_val_24_w_szcs_w_val_24_w_lang_w_val_en_us_w_rpr_w_t_payment_w_t_w_r_w_r_w_rsidr_00b50c46_w_rsidrpr_00b50c46_w_rpr_w_rfonts_w_ascii_times_new_roman_w_hansi_times_new_roman_w_cs_times_new_roman_w_sz_w_val_24_w_szcs_w_val_24_w_rpr_w_t_xml_space_preserve_w_t_w_r_w_r_w_rsidr_00b50c46_w_rsidrpr_00b50c46_w_rpr_w_rfonts_w_ascii_times_new_roman_w_hansi_times_new_roman_w_cs_times_new_roman_w_sz_w_val_24_w_szcs_w_val_24_w_lang_w_val_en_us_w_rpr_w_t_of_w_t_w_r_w_r_w_rsidr_00b50c46_w_rsidrpr_00b50c46_w_rpr_w_rfonts_w_ascii_times_new_roman_w_hansi_times_new_roman_w_cs_times_new_roman_w_sz_w_val_24_w_szcs_w_val_24_w_rpr_w_t_xml_space_preserve_w_t_w_r_w_r_w_rsidr_00b50c46_w_rsidrpr_00b50c46_w_rpr_w_rfonts_w_ascii_times_new_roman_w_hansi_times_new_roman_w_cs_times_new_roman_w_sz_w_val_24_w_szcs_w_val_24_w_lang_w_val_en_us_w_rpr_w_t_alimony_w_t_w_r_w_r_w_rsidr_00b50c46_w_rsidrpr_00b50c46_w_rpr_w_rfonts_w_ascii_times_new_roman_w_hansi_times_new_roman_w_cs_times_new_roman_w_sz_w_val_24_w_szcs_w_val_24_w_rpr_w_t_xml_space_preserve }}</w:t>
+        <w:t xml:space="preserve">{{ end_date_of_non_payment_of_alimony }}</w:t>
       </w:r>
       <w:r>
         <w:rPr>
@@ -556,7 +555,7 @@
           <w:sz w:val="24"/>
           <w:szCs w:val="24"/>
         </w:rPr>
-        <w:t xml:space="preserve">{{ w_t_w_r_w_r_w_rsidr_00b50c46_w_rsidrpr_00b50c46_w_rpr_w_rfonts_w_ascii_times_new_roman_w_hansi_times_new_roman_w_cs_times_new_roman_w_sz_w_val_24_w_szcs_w_val_24_w_rpr_w_t_total_amount_owed_w_t_w_r_w_r_w_rsidr_00b50c46_w_rsidrpr_00b50c46_w_rpr_w_rfonts_w_ascii_times_new_roman_w_hansi_times_new_roman_w_cs_times_new_roman_w_sz_w_val_24_w_szcs_w_val_24_w_rpr_w_t_xml_space_preserve }}</w:t>
+        <w:t xml:space="preserve">{{ total_amount_owed }}</w:t>
       </w:r>
       <w:r>
         <w:rPr>
@@ -572,7 +571,7 @@
           <w:sz w:val="24"/>
           <w:szCs w:val="24"/>
         </w:rPr>
-        <w:t xml:space="preserve">{{ w_t_w_r_w_r_w_rsidr_00b50c46_w_rsidrpr_00b50c46_w_rpr_w_rfonts_w_ascii_times_new_roman_w_hansi_times_new_roman_w_cs_times_new_roman_w_sz_w_val_24_w_szcs_w_val_24_w_rpr_w_t_total_amount_of_the_penalty_w_t_w_r_w_r_w_rsidr_00b50c46_w_rsidrpr_00b50c46_w_rpr_w_rfonts_w_ascii_times_new_roman_w_hansi_times_new_roman_w_cs_times_new_roman_w_sz_w_val_24_w_szcs_w_val_24_w_rpr_w_t_xml_space_preserve }}</w:t>
+        <w:t xml:space="preserve">{{ total_amount_of_the_penalty }}</w:t>
       </w:r>
       <w:r>
         <w:rPr>
@@ -630,7 +629,7 @@
           <w:sz w:val="24"/>
           <w:szCs w:val="24"/>
         </w:rPr>
-        <w:t xml:space="preserve">{{ w_t_w_r_w_r_w_rsidr_00b50c46_w_rpr_w_rfonts_w_ascii_times_new_roman_w_hansi_times_new_roman_w_cs_times_new_roman_w_sz_w_val_24_w_szcs_w_val_24_w_lang_w_val_en_us_w_rpr_w_t_defendant_w_t_w_r_w_r_w_rsidr_00b50c46_w_rsidrpr_00b50c46_w_rpr_w_rfonts_w_ascii_times_new_roman_w_hansi_times_new_roman_w_cs_times_new_roman_w_sz_w_val_24_w_szcs_w_val_24_w_rpr_w_t_xml_space_preserve_w_t_w_r_w_r_w_rsidr_00b50c46_w_rpr_w_rfonts_w_ascii_times_new_roman_w_hansi_times_new_roman_w_cs_times_new_roman_w_sz_w_val_24_w_szcs_w_val_24_w_lang_w_val_en_us_w_rpr_w_t_rod_w_t_w_r_w_r_w_rsidr_00b50c46_w_rsidrpr_00b50c46_w_rpr_w_rfonts_w_ascii_times_new_roman_w_hansi_times_new_roman_w_cs_times_new_roman_w_sz_w_val_24_w_szcs_w_val_24_w_rpr_w_t_xml_space_preserve }} </w:t>
+        <w:t xml:space="preserve">{{ defendant_rod }} </w:t>
       </w:r>
       <w:r>
         <w:rPr>
@@ -686,7 +685,7 @@
           <w:sz w:val="24"/>
           <w:szCs w:val="24"/>
         </w:rPr>
-        <w:t xml:space="preserve">{{ w_t_w_r_w_r_w_rsidr_00b50c46_w_rsidrpr_00b50c46_w_rpr_w_rfonts_w_ascii_times_new_roman_w_hansi_times_new_roman_w_cs_times_new_roman_w_sz_w_val_24_w_szcs_w_val_24_w_lang_w_val_en_us_w_rpr_w_t_end_w_t_w_r_w_r_w_rsidr_00b50c46_w_rsidrpr_00b50c46_w_rpr_w_rfonts_w_ascii_times_new_roman_w_hansi_times_new_roman_w_cs_times_new_roman_w_sz_w_val_24_w_szcs_w_val_24_w_rpr_w_t_xml_space_preserve_w_t_w_r_w_r_w_rsidr_00b50c46_w_rsidrpr_00b50c46_w_rpr_w_rfonts_w_ascii_times_new_roman_w_hansi_times_new_roman_w_cs_times_new_roman_w_sz_w_val_24_w_szcs_w_val_24_w_lang_w_val_en_us_w_rpr_w_t_date_w_t_w_r_w_r_w_rsidr_00b50c46_w_rsidrpr_00b50c46_w_rpr_w_rfonts_w_ascii_times_new_roman_w_hansi_times_new_roman_w_cs_times_new_roman_w_sz_w_val_24_w_szcs_w_val_24_w_rpr_w_t_xml_space_preserve_w_t_w_r_w_r_w_rsidr_00b50c46_w_rsidrpr_00b50c46_w_rpr_w_rfonts_w_ascii_times_new_roman_w_hansi_times_new_roman_w_cs_times_new_roman_w_sz_w_val_24_w_szcs_w_val_24_w_lang_w_val_en_us_w_rpr_w_t_of_w_t_w_r_w_r_w_rsidr_00b50c46_w_rsidrpr_00b50c46_w_rpr_w_rfonts_w_ascii_times_new_roman_w_hansi_times_new_roman_w_cs_times_new_roman_w_sz_w_val_24_w_szcs_w_val_24_w_rpr_w_t_xml_space_preserve_w_t_w_r_w_r_w_rsidr_00b50c46_w_rsidrpr_00b50c46_w_rpr_w_rfonts_w_ascii_times_new_roman_w_hansi_times_new_roman_w_cs_times_new_roman_w_sz_w_val_24_w_szcs_w_val_24_w_lang_w_val_en_us_w_rpr_w_t_non_w_t_w_r_w_r_w_rsidr_00b50c46_w_rsidrpr_00b50c46_w_rpr_w_rfonts_w_ascii_times_new_roman_w_hansi_times_new_roman_w_cs_times_new_roman_w_sz_w_val_24_w_szcs_w_val_24_w_rpr_w_t_w_t_w_r_w_r_w_rsidr_00b50c46_w_rsidrpr_00b50c46_w_rpr_w_rfonts_w_ascii_times_new_roman_w_hansi_times_new_roman_w_cs_times_new_roman_w_sz_w_val_24_w_szcs_w_val_24_w_lang_w_val_en_us_w_rpr_w_t_payment_w_t_w_r_w_r_w_rsidr_00b50c46_w_rsidrpr_00b50c46_w_rpr_w_rfonts_w_ascii_times_new_roman_w_hansi_times_new_roman_w_cs_times_new_roman_w_sz_w_val_24_w_szcs_w_val_24_w_rpr_w_t_xml_space_preserve_w_t_w_r_w_r_w_rsidr_00b50c46_w_rsidrpr_00b50c46_w_rpr_w_rfonts_w_ascii_times_new_roman_w_hansi_times_new_roman_w_cs_times_new_roman_w_sz_w_val_24_w_szcs_w_val_24_w_lang_w_val_en_us_w_rpr_w_t_of_w_t_w_r_w_r_w_rsidr_00b50c46_w_rsidrpr_00b50c46_w_rpr_w_rfonts_w_ascii_times_new_roman_w_hansi_times_new_roman_w_cs_times_new_roman_w_sz_w_val_24_w_szcs_w_val_24_w_rpr_w_t_xml_space_preserve_w_t_w_r_w_r_w_rsidr_00b50c46_w_rsidrpr_00b50c46_w_rpr_w_rfonts_w_ascii_times_new_roman_w_hansi_times_new_roman_w_cs_times_new_roman_w_sz_w_val_24_w_szcs_w_val_24_w_lang_w_val_en_us_w_rpr_w_t_alimony_w_t_w_r_w_r_w_rsidr_00b50c46_w_rsidrpr_00b50c46_w_rpr_w_rfonts_w_ascii_times_new_roman_w_hansi_times_new_roman_w_cs_times_new_roman_w_sz_w_val_24_w_szcs_w_val_24_w_rpr_w_t_xml_space_preserve }}</w:t>
+        <w:t xml:space="preserve">{{ end_date_of_non_payment_of_alimony }}</w:t>
       </w:r>
       <w:r>
         <w:rPr>
@@ -726,7 +725,7 @@
           <w:sz w:val="24"/>
           <w:szCs w:val="24"/>
         </w:rPr>
-        <w:t xml:space="preserve">{{ w_t_w_r_w_r_w_rsidr_00b50c46_w_rpr_w_rfonts_w_ascii_times_new_roman_w_hansi_times_new_roman_w_cs_times_new_roman_w_sz_w_val_24_w_szcs_w_val_24_w_lang_w_val_en_us_w_rpr_w_t_defendant_w_t_w_r_w_r_w_rsidr_00b50c46_w_rsidrpr_00b50c46_w_rpr_w_rfonts_w_ascii_times_new_roman_w_hansi_times_new_roman_w_cs_times_new_roman_w_sz_w_val_24_w_szcs_w_val_24_w_rpr_w_t_xml_space_preserve_w_t_w_r_w_r_w_rsidr_00b50c46_w_rpr_w_rfonts_w_ascii_times_new_roman_w_hansi_times_new_roman_w_cs_times_new_roman_w_sz_w_val_24_w_szcs_w_val_24_w_lang_w_val_en_us_w_rpr_w_t_rod_w_t_w_r_w_r_w_rsidr_00b50c46_w_rsidrpr_00b50c46_w_rpr_w_rfonts_w_ascii_times_new_roman_w_hansi_times_new_roman_w_cs_times_new_roman_w_sz_w_val_24_w_szcs_w_val_24_w_rpr_w_t_xml_space_preserve }}</w:t>
+        <w:t xml:space="preserve">{{ defendant_rod }}</w:t>
       </w:r>
       <w:r>
         <w:rPr>
@@ -774,7 +773,7 @@
           <w:sz w:val="24"/>
           <w:szCs w:val="24"/>
         </w:rPr>
-        <w:t xml:space="preserve">{{ w_t_w_r_w_r_w_rsidr_00b50c46_w_rsidrpr_00b50c46_w_rpr_w_rfonts_w_ascii_times_new_roman_w_hansi_times_new_roman_w_cs_times_new_roman_w_sz_w_val_24_w_szcs_w_val_24_w_lang_w_val_en_us_w_rpr_w_t_end_w_t_w_r_w_r_w_rsidr_00b50c46_w_rsidrpr_00b50c46_w_rpr_w_rfonts_w_ascii_times_new_roman_w_hansi_times_new_roman_w_cs_times_new_roman_w_sz_w_val_24_w_szcs_w_val_24_w_rpr_w_t_xml_space_preserve_w_t_w_r_w_r_w_rsidr_00b50c46_w_rsidrpr_00b50c46_w_rpr_w_rfonts_w_ascii_times_new_roman_w_hansi_times_new_roman_w_cs_times_new_roman_w_sz_w_val_24_w_szcs_w_val_24_w_lang_w_val_en_us_w_rpr_w_t_date_w_t_w_r_w_r_w_rsidr_00b50c46_w_rsidrpr_00b50c46_w_rpr_w_rfonts_w_ascii_times_new_roman_w_hansi_times_new_roman_w_cs_times_new_roman_w_sz_w_val_24_w_szcs_w_val_24_w_rpr_w_t_xml_space_preserve_w_t_w_r_w_r_w_rsidr_00b50c46_w_rsidrpr_00b50c46_w_rpr_w_rfonts_w_ascii_times_new_roman_w_hansi_times_new_roman_w_cs_times_new_roman_w_sz_w_val_24_w_szcs_w_val_24_w_lang_w_val_en_us_w_rpr_w_t_of_w_t_w_r_w_r_w_rsidr_00b50c46_w_rsidrpr_00b50c46_w_rpr_w_rfonts_w_ascii_times_new_roman_w_hansi_times_new_roman_w_cs_times_new_roman_w_sz_w_val_24_w_szcs_w_val_24_w_rpr_w_t_xml_space_preserve_w_t_w_r_w_r_w_rsidr_00b50c46_w_rsidrpr_00b50c46_w_rpr_w_rfonts_w_ascii_times_new_roman_w_hansi_times_new_roman_w_cs_times_new_roman_w_sz_w_val_24_w_szcs_w_val_24_w_lang_w_val_en_us_w_rpr_w_t_non_w_t_w_r_w_r_w_rsidr_00b50c46_w_rsidrpr_00b50c46_w_rpr_w_rfonts_w_ascii_times_new_roman_w_hansi_times_new_roman_w_cs_times_new_roman_w_sz_w_val_24_w_szcs_w_val_24_w_rpr_w_t_w_t_w_r_w_r_w_rsidr_00b50c46_w_rsidrpr_00b50c46_w_rpr_w_rfonts_w_ascii_times_new_roman_w_hansi_times_new_roman_w_cs_times_new_roman_w_sz_w_val_24_w_szcs_w_val_24_w_lang_w_val_en_us_w_rpr_w_t_payment_w_t_w_r_w_r_w_rsidr_00b50c46_w_rsidrpr_00b50c46_w_rpr_w_rfonts_w_ascii_times_new_roman_w_hansi_times_new_roman_w_cs_times_new_roman_w_sz_w_val_24_w_szcs_w_val_24_w_rpr_w_t_xml_space_preserve_w_t_w_r_w_r_w_rsidr_00b50c46_w_rsidrpr_00b50c46_w_rpr_w_rfonts_w_ascii_times_new_roman_w_hansi_times_new_roman_w_cs_times_new_roman_w_sz_w_val_24_w_szcs_w_val_24_w_lang_w_val_en_us_w_rpr_w_t_of_w_t_w_r_w_r_w_rsidr_00b50c46_w_rsidrpr_00b50c46_w_rpr_w_rfonts_w_ascii_times_new_roman_w_hansi_times_new_roman_w_cs_times_new_roman_w_sz_w_val_24_w_szcs_w_val_24_w_rpr_w_t_xml_space_preserve_w_t_w_r_w_r_w_rsidr_00b50c46_w_rsidrpr_00b50c46_w_rpr_w_rfonts_w_ascii_times_new_roman_w_hansi_times_new_roman_w_cs_times_new_roman_w_sz_w_val_24_w_szcs_w_val_24_w_lang_w_val_en_us_w_rpr_w_t_alimony_w_t_w_r_w_r_w_rsidr_00b50c46_w_rsidrpr_00b50c46_w_rpr_w_rfonts_w_ascii_times_new_roman_w_hansi_times_new_roman_w_cs_times_new_roman_w_sz_w_val_24_w_szcs_w_val_24_w_rpr_w_t_xml_space_preserve }}</w:t>
+        <w:t xml:space="preserve">{{ end_date_of_non_payment_of_alimony }}</w:t>
       </w:r>
       <w:r>
         <w:rPr>
